--- a/artifacts/Diagnostics_Combined_u0p900.docx
+++ b/artifacts/Diagnostics_Combined_u0p900.docx
@@ -23,7 +23,7 @@
         <w:gridCol w:w="1903"/>
         <w:gridCol w:w="1891"/>
         <w:gridCol w:w="2269"/>
-        <w:gridCol w:w="2233"/>
+        <w:gridCol w:w="2552"/>
         <w:gridCol w:w="1963"/>
         <w:gridCol w:w="1927"/>
         <w:gridCol w:w="1976"/>
@@ -1148,7 +1148,7 @@
                 <w:szCs w:val="22"/>
                 <w:color w:val="000000"/>
               </w:rPr>
-              <w:t xml:space="preserve">0.8984772</w:t>
+              <w:t xml:space="preserve">0.8849408</w:t>
             </w:r>
           </w:p>
         </w:tc>
@@ -1203,7 +1203,7 @@
                 <w:szCs w:val="22"/>
                 <w:color w:val="000000"/>
               </w:rPr>
-              <w:t xml:space="preserve">0.893401</w:t>
+              <w:t xml:space="preserve">0.856176</w:t>
             </w:r>
           </w:p>
         </w:tc>
@@ -1258,7 +1258,7 @@
                 <w:szCs w:val="22"/>
                 <w:color w:val="000000"/>
               </w:rPr>
-              <w:t xml:space="preserve">0.650511</w:t>
+              <w:t xml:space="preserve">1.784859</w:t>
             </w:r>
           </w:p>
         </w:tc>
@@ -1313,7 +1313,7 @@
                 <w:szCs w:val="22"/>
                 <w:color w:val="000000"/>
               </w:rPr>
-              <w:t xml:space="preserve">0.4200926</w:t>
+              <w:t xml:space="preserve">0.1818114</w:t>
             </w:r>
           </w:p>
         </w:tc>
@@ -1368,7 +1368,7 @@
                 <w:szCs w:val="22"/>
                 <w:color w:val="000000"/>
               </w:rPr>
-              <w:t xml:space="preserve">0.03722504</w:t>
+              <w:t xml:space="preserve">0.1878173</w:t>
             </w:r>
           </w:p>
         </w:tc>
@@ -1423,7 +1423,7 @@
                 <w:szCs w:val="22"/>
                 <w:color w:val="000000"/>
               </w:rPr>
-              <w:t xml:space="preserve">0.4408939</w:t>
+              <w:t xml:space="preserve">0.0000000008829825</w:t>
             </w:r>
           </w:p>
         </w:tc>
@@ -1478,7 +1478,7 @@
                 <w:szCs w:val="22"/>
                 <w:color w:val="000000"/>
               </w:rPr>
-              <w:t xml:space="preserve">0.05245347</w:t>
+              <w:t xml:space="preserve">0.003384095</w:t>
             </w:r>
           </w:p>
         </w:tc>
@@ -1533,7 +1533,7 @@
                 <w:szCs w:val="22"/>
                 <w:color w:val="000000"/>
               </w:rPr>
-              <w:t xml:space="preserve">0.1967035</w:t>
+              <w:t xml:space="preserve">0.9932547</w:t>
             </w:r>
           </w:p>
         </w:tc>
@@ -1588,7 +1588,7 @@
                 <w:szCs w:val="22"/>
                 <w:color w:val="000000"/>
               </w:rPr>
-              <w:t xml:space="preserve">0.05245347</w:t>
+              <w:t xml:space="preserve">0.003384095</w:t>
             </w:r>
           </w:p>
         </w:tc>
@@ -1643,7 +1643,7 @@
                 <w:szCs w:val="22"/>
                 <w:color w:val="000000"/>
               </w:rPr>
-              <w:t xml:space="preserve">0.02030457</w:t>
+              <w:t xml:space="preserve">0</w:t>
             </w:r>
           </w:p>
         </w:tc>
@@ -1698,7 +1698,7 @@
                 <w:szCs w:val="22"/>
                 <w:color w:val="000000"/>
               </w:rPr>
-              <w:t xml:space="preserve">0.0998308</w:t>
+              <w:t xml:space="preserve">0.02707276</w:t>
             </w:r>
           </w:p>
         </w:tc>
@@ -1753,7 +1753,7 @@
                 <w:szCs w:val="22"/>
                 <w:color w:val="000000"/>
               </w:rPr>
-              <w:t xml:space="preserve">-0.02707276</w:t>
+              <w:t xml:space="preserve">-0.1742809</w:t>
             </w:r>
           </w:p>
         </w:tc>
@@ -1808,7 +1808,7 @@
                 <w:szCs w:val="22"/>
                 <w:color w:val="000000"/>
               </w:rPr>
-              <w:t xml:space="preserve">-0.07783418</w:t>
+              <w:t xml:space="preserve">-0.2216582</w:t>
             </w:r>
           </w:p>
         </w:tc>
@@ -1863,7 +1863,7 @@
                 <w:szCs w:val="22"/>
                 <w:color w:val="000000"/>
               </w:rPr>
-              <w:t xml:space="preserve">-0.00676819</w:t>
+              <w:t xml:space="preserve">-0.1285956</w:t>
             </w:r>
           </w:p>
         </w:tc>
@@ -1918,7 +1918,7 @@
                 <w:szCs w:val="22"/>
                 <w:color w:val="000000"/>
               </w:rPr>
-              <w:t xml:space="preserve">0.0009</w:t>
+              <w:t xml:space="preserve">0</w:t>
             </w:r>
           </w:p>
         </w:tc>
@@ -1973,7 +1973,7 @@
                 <w:szCs w:val="22"/>
                 <w:color w:val="000000"/>
               </w:rPr>
-              <w:t xml:space="preserve">0.0177</w:t>
+              <w:t xml:space="preserve">0.1549</w:t>
             </w:r>
           </w:p>
         </w:tc>
